--- a/Course/1 Component 1 - Computer Systems/1.2 Software and Software Development/1.2.1 Operating Systems/3 Worksheet (editable).docx
+++ b/Course/1 Component 1 - Computer Systems/1.2 Software and Software Development/1.2.1 Operating Systems/3 Worksheet (editable).docx
@@ -7,62 +7,26 @@
         <w:pStyle w:val="Heading1"/>
       </w:pPr>
       <w:r>
+        <w:rPr>
+          <w:b w:val="0"/>
+          <w:i w:val="0"/>
+        </w:rPr>
         <w:t>Quiz — 1.2.1 Operating Systems</w:t>
       </w:r>
     </w:p>
     <w:p>
       <w:r>
-        <w:t xml:space="preserve">Name: </w:t>
-      </w:r>
-      <w:r>
         <w:rPr>
-          <w:b/>
+          <w:b w:val="0"/>
+          <w:i w:val="0"/>
         </w:rPr>
-        <w:t>_</w:t>
-      </w:r>
-      <w:r>
-        <w:rPr>
-          <w:b/>
-        </w:rPr>
-        <w:t>_</w:t>
-      </w:r>
-      <w:r>
-        <w:rPr>
-          <w:b/>
-        </w:rPr>
-        <w:t>_</w:t>
-      </w:r>
-      <w:r>
-        <w:rPr>
-          <w:b/>
-        </w:rPr>
-        <w:t>_</w:t>
-      </w:r>
-      <w:r>
-        <w:rPr>
-          <w:b/>
-        </w:rPr>
-        <w:t xml:space="preserve">   Date: </w:t>
-      </w:r>
-      <w:r>
-        <w:rPr>
-          <w:b/>
-        </w:rPr>
-        <w:t>_</w:t>
-      </w:r>
-      <w:r>
-        <w:rPr>
-          <w:b/>
-        </w:rPr>
-        <w:t xml:space="preserve">_   Mark: </w:t>
-      </w:r>
-      <w:r>
-        <w:t>____ / 25</w:t>
+        <w:t>Name: ______________________   Date: __________   Mark: ______ / 25</w:t>
       </w:r>
     </w:p>
     <w:p>
       <w:r>
         <w:rPr>
+          <w:b w:val="0"/>
           <w:i/>
         </w:rPr>
         <w:t>OCR H446 · Component 01 · 1.2.1</w:t>
@@ -80,6 +44,10 @@
         <w:pStyle w:val="Heading2"/>
       </w:pPr>
       <w:r>
+        <w:rPr>
+          <w:b w:val="0"/>
+          <w:i w:val="0"/>
+        </w:rPr>
         <w:t>Section A — Multiple choice (8 marks)</w:t>
       </w:r>
     </w:p>
@@ -87,35 +55,60 @@
       <w:r>
         <w:rPr>
           <w:b/>
+          <w:i w:val="0"/>
         </w:rPr>
         <w:t>1.</w:t>
       </w:r>
       <w:r>
+        <w:rPr>
+          <w:b w:val="0"/>
+          <w:i w:val="0"/>
+        </w:rPr>
         <w:t xml:space="preserve"> Which statement best describes virtual memory?</w:t>
       </w:r>
     </w:p>
     <w:p>
       <w:r>
+        <w:rPr>
+          <w:b w:val="0"/>
+          <w:i w:val="0"/>
+        </w:rPr>
         <w:t>A. Extra RAM chips added to increase memory capacity</w:t>
       </w:r>
     </w:p>
     <w:p>
       <w:r>
+        <w:rPr>
+          <w:b w:val="0"/>
+          <w:i w:val="0"/>
+        </w:rPr>
         <w:t>B. Using secondary storage as if it were RAM to run more/larger programs</w:t>
       </w:r>
     </w:p>
     <w:p>
       <w:r>
+        <w:rPr>
+          <w:b w:val="0"/>
+          <w:i w:val="0"/>
+        </w:rPr>
         <w:t>C. Cache memory built into the CPU</w:t>
       </w:r>
     </w:p>
     <w:p>
       <w:r>
+        <w:rPr>
+          <w:b w:val="0"/>
+          <w:i w:val="0"/>
+        </w:rPr>
         <w:t>D. A region of ROM reserved for the operating system</w:t>
       </w:r>
     </w:p>
     <w:p>
       <w:r>
+        <w:rPr>
+          <w:b w:val="0"/>
+          <w:i w:val="0"/>
+        </w:rPr>
         <w:t>Your answer: ☐</w:t>
       </w:r>
     </w:p>
@@ -123,35 +116,60 @@
       <w:r>
         <w:rPr>
           <w:b/>
+          <w:i w:val="0"/>
         </w:rPr>
         <w:t>2.</w:t>
       </w:r>
       <w:r>
+        <w:rPr>
+          <w:b w:val="0"/>
+          <w:i w:val="0"/>
+        </w:rPr>
         <w:t xml:space="preserve"> Paging divides memory into blocks that are:</w:t>
       </w:r>
     </w:p>
     <w:p>
       <w:r>
+        <w:rPr>
+          <w:b w:val="0"/>
+          <w:i w:val="0"/>
+        </w:rPr>
         <w:t>A. Variable-sized and based on the program's logical structure</w:t>
       </w:r>
     </w:p>
     <w:p>
       <w:r>
+        <w:rPr>
+          <w:b w:val="0"/>
+          <w:i w:val="0"/>
+        </w:rPr>
         <w:t>B. Fixed-size</w:t>
       </w:r>
     </w:p>
     <w:p>
       <w:r>
+        <w:rPr>
+          <w:b w:val="0"/>
+          <w:i w:val="0"/>
+        </w:rPr>
         <w:t>C. The same size as the page file only</w:t>
       </w:r>
     </w:p>
     <w:p>
       <w:r>
+        <w:rPr>
+          <w:b w:val="0"/>
+          <w:i w:val="0"/>
+        </w:rPr>
         <w:t>D. Always 1 KB</w:t>
       </w:r>
     </w:p>
     <w:p>
       <w:r>
+        <w:rPr>
+          <w:b w:val="0"/>
+          <w:i w:val="0"/>
+        </w:rPr>
         <w:t>Your answer: ☐</w:t>
       </w:r>
     </w:p>
@@ -159,35 +177,60 @@
       <w:r>
         <w:rPr>
           <w:b/>
+          <w:i w:val="0"/>
         </w:rPr>
         <w:t>3.</w:t>
       </w:r>
       <w:r>
+        <w:rPr>
+          <w:b w:val="0"/>
+          <w:i w:val="0"/>
+        </w:rPr>
         <w:t xml:space="preserve"> Which type of fragmentation is associated with segmentation?</w:t>
       </w:r>
     </w:p>
     <w:p>
       <w:r>
+        <w:rPr>
+          <w:b w:val="0"/>
+          <w:i w:val="0"/>
+        </w:rPr>
         <w:t>A. Internal fragmentation</w:t>
       </w:r>
     </w:p>
     <w:p>
       <w:r>
+        <w:rPr>
+          <w:b w:val="0"/>
+          <w:i w:val="0"/>
+        </w:rPr>
         <w:t>B. External fragmentation</w:t>
       </w:r>
     </w:p>
     <w:p>
       <w:r>
+        <w:rPr>
+          <w:b w:val="0"/>
+          <w:i w:val="0"/>
+        </w:rPr>
         <w:t>C. No fragmentation occurs</w:t>
       </w:r>
     </w:p>
     <w:p>
       <w:r>
+        <w:rPr>
+          <w:b w:val="0"/>
+          <w:i w:val="0"/>
+        </w:rPr>
         <w:t>D. Disk fragmentation only</w:t>
       </w:r>
     </w:p>
     <w:p>
       <w:r>
+        <w:rPr>
+          <w:b w:val="0"/>
+          <w:i w:val="0"/>
+        </w:rPr>
         <w:t>Your answer: ☐</w:t>
       </w:r>
     </w:p>
@@ -195,35 +238,60 @@
       <w:r>
         <w:rPr>
           <w:b/>
+          <w:i w:val="0"/>
         </w:rPr>
         <w:t>4.</w:t>
       </w:r>
       <w:r>
+        <w:rPr>
+          <w:b w:val="0"/>
+          <w:i w:val="0"/>
+        </w:rPr>
         <w:t xml:space="preserve"> During interrupt handling, the contents of registers such as the PC and ACC are:</w:t>
       </w:r>
     </w:p>
     <w:p>
       <w:r>
+        <w:rPr>
+          <w:b w:val="0"/>
+          <w:i w:val="0"/>
+        </w:rPr>
         <w:t>A. Deleted to save memory</w:t>
       </w:r>
     </w:p>
     <w:p>
       <w:r>
+        <w:rPr>
+          <w:b w:val="0"/>
+          <w:i w:val="0"/>
+        </w:rPr>
         <w:t>B. Pushed onto a stack so the task can resume</w:t>
       </w:r>
     </w:p>
     <w:p>
       <w:r>
+        <w:rPr>
+          <w:b w:val="0"/>
+          <w:i w:val="0"/>
+        </w:rPr>
         <w:t>C. Written to the page file</w:t>
       </w:r>
     </w:p>
     <w:p>
       <w:r>
+        <w:rPr>
+          <w:b w:val="0"/>
+          <w:i w:val="0"/>
+        </w:rPr>
         <w:t>D. Sent to the printer buffer</w:t>
       </w:r>
     </w:p>
     <w:p>
       <w:r>
+        <w:rPr>
+          <w:b w:val="0"/>
+          <w:i w:val="0"/>
+        </w:rPr>
         <w:t>Your answer: ☐</w:t>
       </w:r>
     </w:p>
@@ -231,35 +299,60 @@
       <w:r>
         <w:rPr>
           <w:b/>
+          <w:i w:val="0"/>
         </w:rPr>
         <w:t>5.</w:t>
       </w:r>
       <w:r>
+        <w:rPr>
+          <w:b w:val="0"/>
+          <w:i w:val="0"/>
+        </w:rPr>
         <w:t xml:space="preserve"> A real-time operating system (RTOS) is defined by its ability to:</w:t>
       </w:r>
     </w:p>
     <w:p>
       <w:r>
+        <w:rPr>
+          <w:b w:val="0"/>
+          <w:i w:val="0"/>
+        </w:rPr>
         <w:t>A. Run on many networked machines as one system</w:t>
       </w:r>
     </w:p>
     <w:p>
       <w:r>
+        <w:rPr>
+          <w:b w:val="0"/>
+          <w:i w:val="0"/>
+        </w:rPr>
         <w:t>B. Guarantee a response within a set time limit</w:t>
       </w:r>
     </w:p>
     <w:p>
       <w:r>
+        <w:rPr>
+          <w:b w:val="0"/>
+          <w:i w:val="0"/>
+        </w:rPr>
         <w:t>C. Allow many users to log in at once</w:t>
       </w:r>
     </w:p>
     <w:p>
       <w:r>
+        <w:rPr>
+          <w:b w:val="0"/>
+          <w:i w:val="0"/>
+        </w:rPr>
         <w:t>D. Fit entirely within ROM</w:t>
       </w:r>
     </w:p>
     <w:p>
       <w:r>
+        <w:rPr>
+          <w:b w:val="0"/>
+          <w:i w:val="0"/>
+        </w:rPr>
         <w:t>Your answer: ☐</w:t>
       </w:r>
     </w:p>
@@ -267,35 +360,60 @@
       <w:r>
         <w:rPr>
           <w:b/>
+          <w:i w:val="0"/>
         </w:rPr>
         <w:t>6.</w:t>
       </w:r>
       <w:r>
+        <w:rPr>
+          <w:b w:val="0"/>
+          <w:i w:val="0"/>
+        </w:rPr>
         <w:t xml:space="preserve"> Which scheduling algorithm gives each process a fixed time slice (quantum) in turn?</w:t>
       </w:r>
     </w:p>
     <w:p>
       <w:r>
+        <w:rPr>
+          <w:b w:val="0"/>
+          <w:i w:val="0"/>
+        </w:rPr>
         <w:t>A. Shortest job first</w:t>
       </w:r>
     </w:p>
     <w:p>
       <w:r>
+        <w:rPr>
+          <w:b w:val="0"/>
+          <w:i w:val="0"/>
+        </w:rPr>
         <w:t>B. First come first served</w:t>
       </w:r>
     </w:p>
     <w:p>
       <w:r>
+        <w:rPr>
+          <w:b w:val="0"/>
+          <w:i w:val="0"/>
+        </w:rPr>
         <w:t>C. Round robin</w:t>
       </w:r>
     </w:p>
     <w:p>
       <w:r>
+        <w:rPr>
+          <w:b w:val="0"/>
+          <w:i w:val="0"/>
+        </w:rPr>
         <w:t>D. Shortest remaining time</w:t>
       </w:r>
     </w:p>
     <w:p>
       <w:r>
+        <w:rPr>
+          <w:b w:val="0"/>
+          <w:i w:val="0"/>
+        </w:rPr>
         <w:t>Your answer: ☐</w:t>
       </w:r>
     </w:p>
@@ -303,35 +421,60 @@
       <w:r>
         <w:rPr>
           <w:b/>
+          <w:i w:val="0"/>
         </w:rPr>
         <w:t>7.</w:t>
       </w:r>
       <w:r>
+        <w:rPr>
+          <w:b w:val="0"/>
+          <w:i w:val="0"/>
+        </w:rPr>
         <w:t xml:space="preserve"> Which is the FIRST program to run when a computer is switched on?</w:t>
       </w:r>
     </w:p>
     <w:p>
       <w:r>
+        <w:rPr>
+          <w:b w:val="0"/>
+          <w:i w:val="0"/>
+        </w:rPr>
         <w:t>A. The operating system kernel</w:t>
       </w:r>
     </w:p>
     <w:p>
       <w:r>
+        <w:rPr>
+          <w:b w:val="0"/>
+          <w:i w:val="0"/>
+        </w:rPr>
         <w:t>B. The BIOS</w:t>
       </w:r>
     </w:p>
     <w:p>
       <w:r>
+        <w:rPr>
+          <w:b w:val="0"/>
+          <w:i w:val="0"/>
+        </w:rPr>
         <w:t>C. The device driver</w:t>
       </w:r>
     </w:p>
     <w:p>
       <w:r>
+        <w:rPr>
+          <w:b w:val="0"/>
+          <w:i w:val="0"/>
+        </w:rPr>
         <w:t>D. The loader</w:t>
       </w:r>
     </w:p>
     <w:p>
       <w:r>
+        <w:rPr>
+          <w:b w:val="0"/>
+          <w:i w:val="0"/>
+        </w:rPr>
         <w:t>Your answer: ☐</w:t>
       </w:r>
     </w:p>
@@ -339,35 +482,60 @@
       <w:r>
         <w:rPr>
           <w:b/>
+          <w:i w:val="0"/>
         </w:rPr>
         <w:t>8.</w:t>
       </w:r>
       <w:r>
+        <w:rPr>
+          <w:b w:val="0"/>
+          <w:i w:val="0"/>
+        </w:rPr>
         <w:t xml:space="preserve"> Java bytecode run by the JVM is an example of:</w:t>
       </w:r>
     </w:p>
     <w:p>
       <w:r>
+        <w:rPr>
+          <w:b w:val="0"/>
+          <w:i w:val="0"/>
+        </w:rPr>
         <w:t>A. A system virtual machine running a whole guest OS</w:t>
       </w:r>
     </w:p>
     <w:p>
       <w:r>
+        <w:rPr>
+          <w:b w:val="0"/>
+          <w:i w:val="0"/>
+        </w:rPr>
         <w:t>B. Intermediate code run by a process virtual machine</w:t>
       </w:r>
     </w:p>
     <w:p>
       <w:r>
+        <w:rPr>
+          <w:b w:val="0"/>
+          <w:i w:val="0"/>
+        </w:rPr>
         <w:t>C. A device driver</w:t>
       </w:r>
     </w:p>
     <w:p>
       <w:r>
+        <w:rPr>
+          <w:b w:val="0"/>
+          <w:i w:val="0"/>
+        </w:rPr>
         <w:t>D. An interrupt service routine</w:t>
       </w:r>
     </w:p>
     <w:p>
       <w:r>
+        <w:rPr>
+          <w:b w:val="0"/>
+          <w:i w:val="0"/>
+        </w:rPr>
         <w:t>Your answer: ☐</w:t>
       </w:r>
     </w:p>
@@ -383,6 +551,10 @@
         <w:pStyle w:val="Heading2"/>
       </w:pPr>
       <w:r>
+        <w:rPr>
+          <w:b w:val="0"/>
+          <w:i w:val="0"/>
+        </w:rPr>
         <w:t>Section B — Short answer (12 marks)</w:t>
       </w:r>
     </w:p>
@@ -390,24 +562,35 @@
       <w:r>
         <w:rPr>
           <w:b/>
+          <w:i w:val="0"/>
         </w:rPr>
         <w:t>9.</w:t>
       </w:r>
       <w:r>
+        <w:rPr>
+          <w:b w:val="0"/>
+          <w:i w:val="0"/>
+        </w:rPr>
         <w:t xml:space="preserve"> State </w:t>
       </w:r>
       <w:r>
         <w:rPr>
           <w:b/>
+          <w:i w:val="0"/>
         </w:rPr>
         <w:t>two</w:t>
       </w:r>
       <w:r>
+        <w:rPr>
+          <w:b w:val="0"/>
+          <w:i w:val="0"/>
+        </w:rPr>
         <w:t xml:space="preserve"> differences between paging and segmentation. </w:t>
       </w:r>
       <w:r>
         <w:rPr>
           <w:b/>
+          <w:i w:val="0"/>
         </w:rPr>
         <w:t>[2]</w:t>
       </w:r>
@@ -454,24 +637,35 @@
       <w:r>
         <w:rPr>
           <w:b/>
+          <w:i w:val="0"/>
         </w:rPr>
         <w:t>10.</w:t>
       </w:r>
       <w:r>
+        <w:rPr>
+          <w:b w:val="0"/>
+          <w:i w:val="0"/>
+        </w:rPr>
         <w:t xml:space="preserve"> Explain what is meant by </w:t>
       </w:r>
       <w:r>
         <w:rPr>
+          <w:b w:val="0"/>
           <w:i/>
         </w:rPr>
         <w:t>disk thrashing</w:t>
       </w:r>
       <w:r>
+        <w:rPr>
+          <w:b w:val="0"/>
+          <w:i w:val="0"/>
+        </w:rPr>
         <w:t xml:space="preserve"> and why it slows a computer. </w:t>
       </w:r>
       <w:r>
         <w:rPr>
           <w:b/>
+          <w:i w:val="0"/>
         </w:rPr>
         <w:t>[2]</w:t>
       </w:r>
@@ -518,15 +712,21 @@
       <w:r>
         <w:rPr>
           <w:b/>
+          <w:i w:val="0"/>
         </w:rPr>
         <w:t>11.</w:t>
       </w:r>
       <w:r>
+        <w:rPr>
+          <w:b w:val="0"/>
+          <w:i w:val="0"/>
+        </w:rPr>
         <w:t xml:space="preserve"> Describe the steps the CPU/OS takes to handle an interrupt, making clear why the stack is needed. </w:t>
       </w:r>
       <w:r>
         <w:rPr>
           <w:b/>
+          <w:i w:val="0"/>
         </w:rPr>
         <w:t>[3]</w:t>
       </w:r>
@@ -588,15 +788,21 @@
       <w:r>
         <w:rPr>
           <w:b/>
+          <w:i w:val="0"/>
         </w:rPr>
         <w:t>12.</w:t>
       </w:r>
       <w:r>
+        <w:rPr>
+          <w:b w:val="0"/>
+          <w:i w:val="0"/>
+        </w:rPr>
         <w:t xml:space="preserve"> A washing machine and a mainframe use different types of operating system. Name the most suitable OS type for each and justify your choice. </w:t>
       </w:r>
       <w:r>
         <w:rPr>
           <w:b/>
+          <w:i w:val="0"/>
         </w:rPr>
         <w:t>[2]</w:t>
       </w:r>
@@ -643,15 +849,21 @@
       <w:r>
         <w:rPr>
           <w:b/>
+          <w:i w:val="0"/>
         </w:rPr>
         <w:t>13.</w:t>
       </w:r>
       <w:r>
+        <w:rPr>
+          <w:b w:val="0"/>
+          <w:i w:val="0"/>
+        </w:rPr>
         <w:t xml:space="preserve"> Explain the role of a device driver and state why it is both hardware- and OS-specific. </w:t>
       </w:r>
       <w:r>
         <w:rPr>
           <w:b/>
+          <w:i w:val="0"/>
         </w:rPr>
         <w:t>[3]</w:t>
       </w:r>
@@ -721,6 +933,10 @@
         <w:pStyle w:val="Heading2"/>
       </w:pPr>
       <w:r>
+        <w:rPr>
+          <w:b w:val="0"/>
+          <w:i w:val="0"/>
+        </w:rPr>
         <w:t>Section C — Exam-style question (5 marks)</w:t>
       </w:r>
     </w:p>
@@ -728,42 +944,63 @@
       <w:r>
         <w:rPr>
           <w:b/>
+          <w:i w:val="0"/>
         </w:rPr>
         <w:t>14.</w:t>
       </w:r>
       <w:r>
+        <w:rPr>
+          <w:b w:val="0"/>
+          <w:i w:val="0"/>
+        </w:rPr>
         <w:t xml:space="preserve"> A software company wants to test an unfamiliar piece of software on several different operating systems without buying extra physical computers. Explain how a </w:t>
       </w:r>
       <w:r>
         <w:rPr>
           <w:b/>
+          <w:i w:val="0"/>
         </w:rPr>
         <w:t>virtual machine</w:t>
       </w:r>
       <w:r>
+        <w:rPr>
+          <w:b w:val="0"/>
+          <w:i w:val="0"/>
+        </w:rPr>
         <w:t xml:space="preserve"> could be used to meet this need, and discuss </w:t>
       </w:r>
       <w:r>
         <w:rPr>
           <w:b/>
+          <w:i w:val="0"/>
         </w:rPr>
         <w:t>one</w:t>
       </w:r>
       <w:r>
+        <w:rPr>
+          <w:b w:val="0"/>
+          <w:i w:val="0"/>
+        </w:rPr>
         <w:t xml:space="preserve"> advantage and </w:t>
       </w:r>
       <w:r>
         <w:rPr>
           <w:b/>
+          <w:i w:val="0"/>
         </w:rPr>
         <w:t>one</w:t>
       </w:r>
       <w:r>
+        <w:rPr>
+          <w:b w:val="0"/>
+          <w:i w:val="0"/>
+        </w:rPr>
         <w:t xml:space="preserve"> drawback of this approach. </w:t>
       </w:r>
       <w:r>
         <w:rPr>
           <w:b/>
+          <w:i w:val="0"/>
         </w:rPr>
         <w:t>[5]</w:t>
       </w:r>

--- a/Course/1 Component 1 - Computer Systems/1.2 Software and Software Development/1.2.1 Operating Systems/3 Worksheet (editable).docx
+++ b/Course/1 Component 1 - Computer Systems/1.2 Software and Software Development/1.2.1 Operating Systems/3 Worksheet (editable).docx
@@ -595,30 +595,32 @@
         <w:t>[2]</w:t>
       </w:r>
     </w:p>
-    <w:p>
-      <w:pPr>
-        <w:spacing w:before="260"/>
-        <w:pBdr>
-          <w:bottom w:val="single" w:sz="4" w:space="1" w:color="AAB4C0"/>
-        </w:pBdr>
-      </w:pPr>
-    </w:p>
-    <w:p>
-      <w:pPr>
-        <w:spacing w:before="260"/>
-        <w:pBdr>
-          <w:bottom w:val="single" w:sz="4" w:space="1" w:color="AAB4C0"/>
-        </w:pBdr>
-      </w:pPr>
-    </w:p>
-    <w:p>
-      <w:pPr>
-        <w:spacing w:before="260"/>
-        <w:pBdr>
-          <w:bottom w:val="single" w:sz="4" w:space="1" w:color="AAB4C0"/>
-        </w:pBdr>
-      </w:pPr>
-    </w:p>
+    <w:tbl>
+      <w:tblPr>
+        <w:tblStyle w:val="TableGrid"/>
+        <w:tblW w:type="auto" w:w="0"/>
+        <w:tblLook w:firstColumn="1" w:firstRow="1" w:lastColumn="0" w:lastRow="0" w:noHBand="0" w:noVBand="1" w:val="04A0"/>
+      </w:tblPr>
+      <w:tblGrid>
+        <w:gridCol w:w="8640"/>
+      </w:tblGrid>
+      <w:tr>
+        <w:trPr>
+          <w:trHeight w:val="1020" w:hRule="atLeast"/>
+        </w:trPr>
+        <w:tc>
+          <w:tcPr>
+            <w:tcW w:type="dxa" w:w="8640"/>
+          </w:tcPr>
+          <w:p>
+            <w:pPr>
+              <w:spacing w:before="40"/>
+            </w:pPr>
+          </w:p>
+        </w:tc>
+      </w:tr>
+    </w:tbl>
+    <w:p/>
     <w:p>
       <w:pPr>
         <w:pBdr>
@@ -670,30 +672,32 @@
         <w:t>[2]</w:t>
       </w:r>
     </w:p>
-    <w:p>
-      <w:pPr>
-        <w:spacing w:before="260"/>
-        <w:pBdr>
-          <w:bottom w:val="single" w:sz="4" w:space="1" w:color="AAB4C0"/>
-        </w:pBdr>
-      </w:pPr>
-    </w:p>
-    <w:p>
-      <w:pPr>
-        <w:spacing w:before="260"/>
-        <w:pBdr>
-          <w:bottom w:val="single" w:sz="4" w:space="1" w:color="AAB4C0"/>
-        </w:pBdr>
-      </w:pPr>
-    </w:p>
-    <w:p>
-      <w:pPr>
-        <w:spacing w:before="260"/>
-        <w:pBdr>
-          <w:bottom w:val="single" w:sz="4" w:space="1" w:color="AAB4C0"/>
-        </w:pBdr>
-      </w:pPr>
-    </w:p>
+    <w:tbl>
+      <w:tblPr>
+        <w:tblStyle w:val="TableGrid"/>
+        <w:tblW w:type="auto" w:w="0"/>
+        <w:tblLook w:firstColumn="1" w:firstRow="1" w:lastColumn="0" w:lastRow="0" w:noHBand="0" w:noVBand="1" w:val="04A0"/>
+      </w:tblPr>
+      <w:tblGrid>
+        <w:gridCol w:w="8640"/>
+      </w:tblGrid>
+      <w:tr>
+        <w:trPr>
+          <w:trHeight w:val="1020" w:hRule="atLeast"/>
+        </w:trPr>
+        <w:tc>
+          <w:tcPr>
+            <w:tcW w:type="dxa" w:w="8640"/>
+          </w:tcPr>
+          <w:p>
+            <w:pPr>
+              <w:spacing w:before="40"/>
+            </w:pPr>
+          </w:p>
+        </w:tc>
+      </w:tr>
+    </w:tbl>
+    <w:p/>
     <w:p>
       <w:pPr>
         <w:pBdr>
@@ -731,38 +735,32 @@
         <w:t>[3]</w:t>
       </w:r>
     </w:p>
-    <w:p>
-      <w:pPr>
-        <w:spacing w:before="260"/>
-        <w:pBdr>
-          <w:bottom w:val="single" w:sz="4" w:space="1" w:color="AAB4C0"/>
-        </w:pBdr>
-      </w:pPr>
-    </w:p>
-    <w:p>
-      <w:pPr>
-        <w:spacing w:before="260"/>
-        <w:pBdr>
-          <w:bottom w:val="single" w:sz="4" w:space="1" w:color="AAB4C0"/>
-        </w:pBdr>
-      </w:pPr>
-    </w:p>
-    <w:p>
-      <w:pPr>
-        <w:spacing w:before="260"/>
-        <w:pBdr>
-          <w:bottom w:val="single" w:sz="4" w:space="1" w:color="AAB4C0"/>
-        </w:pBdr>
-      </w:pPr>
-    </w:p>
-    <w:p>
-      <w:pPr>
-        <w:spacing w:before="260"/>
-        <w:pBdr>
-          <w:bottom w:val="single" w:sz="4" w:space="1" w:color="AAB4C0"/>
-        </w:pBdr>
-      </w:pPr>
-    </w:p>
+    <w:tbl>
+      <w:tblPr>
+        <w:tblStyle w:val="TableGrid"/>
+        <w:tblW w:type="auto" w:w="0"/>
+        <w:tblLook w:firstColumn="1" w:firstRow="1" w:lastColumn="0" w:lastRow="0" w:noHBand="0" w:noVBand="1" w:val="04A0"/>
+      </w:tblPr>
+      <w:tblGrid>
+        <w:gridCol w:w="8640"/>
+      </w:tblGrid>
+      <w:tr>
+        <w:trPr>
+          <w:trHeight w:val="1360" w:hRule="atLeast"/>
+        </w:trPr>
+        <w:tc>
+          <w:tcPr>
+            <w:tcW w:type="dxa" w:w="8640"/>
+          </w:tcPr>
+          <w:p>
+            <w:pPr>
+              <w:spacing w:before="40"/>
+            </w:pPr>
+          </w:p>
+        </w:tc>
+      </w:tr>
+    </w:tbl>
+    <w:p/>
     <w:p>
       <w:pPr>
         <w:pBdr>
@@ -807,30 +805,32 @@
         <w:t>[2]</w:t>
       </w:r>
     </w:p>
-    <w:p>
-      <w:pPr>
-        <w:spacing w:before="260"/>
-        <w:pBdr>
-          <w:bottom w:val="single" w:sz="4" w:space="1" w:color="AAB4C0"/>
-        </w:pBdr>
-      </w:pPr>
-    </w:p>
-    <w:p>
-      <w:pPr>
-        <w:spacing w:before="260"/>
-        <w:pBdr>
-          <w:bottom w:val="single" w:sz="4" w:space="1" w:color="AAB4C0"/>
-        </w:pBdr>
-      </w:pPr>
-    </w:p>
-    <w:p>
-      <w:pPr>
-        <w:spacing w:before="260"/>
-        <w:pBdr>
-          <w:bottom w:val="single" w:sz="4" w:space="1" w:color="AAB4C0"/>
-        </w:pBdr>
-      </w:pPr>
-    </w:p>
+    <w:tbl>
+      <w:tblPr>
+        <w:tblStyle w:val="TableGrid"/>
+        <w:tblW w:type="auto" w:w="0"/>
+        <w:tblLook w:firstColumn="1" w:firstRow="1" w:lastColumn="0" w:lastRow="0" w:noHBand="0" w:noVBand="1" w:val="04A0"/>
+      </w:tblPr>
+      <w:tblGrid>
+        <w:gridCol w:w="8640"/>
+      </w:tblGrid>
+      <w:tr>
+        <w:trPr>
+          <w:trHeight w:val="1020" w:hRule="atLeast"/>
+        </w:trPr>
+        <w:tc>
+          <w:tcPr>
+            <w:tcW w:type="dxa" w:w="8640"/>
+          </w:tcPr>
+          <w:p>
+            <w:pPr>
+              <w:spacing w:before="40"/>
+            </w:pPr>
+          </w:p>
+        </w:tc>
+      </w:tr>
+    </w:tbl>
+    <w:p/>
     <w:p>
       <w:pPr>
         <w:pBdr>
@@ -868,38 +868,32 @@
         <w:t>[3]</w:t>
       </w:r>
     </w:p>
-    <w:p>
-      <w:pPr>
-        <w:spacing w:before="260"/>
-        <w:pBdr>
-          <w:bottom w:val="single" w:sz="4" w:space="1" w:color="AAB4C0"/>
-        </w:pBdr>
-      </w:pPr>
-    </w:p>
-    <w:p>
-      <w:pPr>
-        <w:spacing w:before="260"/>
-        <w:pBdr>
-          <w:bottom w:val="single" w:sz="4" w:space="1" w:color="AAB4C0"/>
-        </w:pBdr>
-      </w:pPr>
-    </w:p>
-    <w:p>
-      <w:pPr>
-        <w:spacing w:before="260"/>
-        <w:pBdr>
-          <w:bottom w:val="single" w:sz="4" w:space="1" w:color="AAB4C0"/>
-        </w:pBdr>
-      </w:pPr>
-    </w:p>
-    <w:p>
-      <w:pPr>
-        <w:spacing w:before="260"/>
-        <w:pBdr>
-          <w:bottom w:val="single" w:sz="4" w:space="1" w:color="AAB4C0"/>
-        </w:pBdr>
-      </w:pPr>
-    </w:p>
+    <w:tbl>
+      <w:tblPr>
+        <w:tblStyle w:val="TableGrid"/>
+        <w:tblW w:type="auto" w:w="0"/>
+        <w:tblLook w:firstColumn="1" w:firstRow="1" w:lastColumn="0" w:lastRow="0" w:noHBand="0" w:noVBand="1" w:val="04A0"/>
+      </w:tblPr>
+      <w:tblGrid>
+        <w:gridCol w:w="8640"/>
+      </w:tblGrid>
+      <w:tr>
+        <w:trPr>
+          <w:trHeight w:val="1360" w:hRule="atLeast"/>
+        </w:trPr>
+        <w:tc>
+          <w:tcPr>
+            <w:tcW w:type="dxa" w:w="8640"/>
+          </w:tcPr>
+          <w:p>
+            <w:pPr>
+              <w:spacing w:before="40"/>
+            </w:pPr>
+          </w:p>
+        </w:tc>
+      </w:tr>
+    </w:tbl>
+    <w:p/>
     <w:p>
       <w:pPr>
         <w:pBdr>
@@ -1005,62 +999,32 @@
         <w:t>[5]</w:t>
       </w:r>
     </w:p>
-    <w:p>
-      <w:pPr>
-        <w:spacing w:before="260"/>
-        <w:pBdr>
-          <w:bottom w:val="single" w:sz="4" w:space="1" w:color="AAB4C0"/>
-        </w:pBdr>
-      </w:pPr>
-    </w:p>
-    <w:p>
-      <w:pPr>
-        <w:spacing w:before="260"/>
-        <w:pBdr>
-          <w:bottom w:val="single" w:sz="4" w:space="1" w:color="AAB4C0"/>
-        </w:pBdr>
-      </w:pPr>
-    </w:p>
-    <w:p>
-      <w:pPr>
-        <w:spacing w:before="260"/>
-        <w:pBdr>
-          <w:bottom w:val="single" w:sz="4" w:space="1" w:color="AAB4C0"/>
-        </w:pBdr>
-      </w:pPr>
-    </w:p>
-    <w:p>
-      <w:pPr>
-        <w:spacing w:before="260"/>
-        <w:pBdr>
-          <w:bottom w:val="single" w:sz="4" w:space="1" w:color="AAB4C0"/>
-        </w:pBdr>
-      </w:pPr>
-    </w:p>
-    <w:p>
-      <w:pPr>
-        <w:spacing w:before="260"/>
-        <w:pBdr>
-          <w:bottom w:val="single" w:sz="4" w:space="1" w:color="AAB4C0"/>
-        </w:pBdr>
-      </w:pPr>
-    </w:p>
-    <w:p>
-      <w:pPr>
-        <w:spacing w:before="260"/>
-        <w:pBdr>
-          <w:bottom w:val="single" w:sz="4" w:space="1" w:color="AAB4C0"/>
-        </w:pBdr>
-      </w:pPr>
-    </w:p>
-    <w:p>
-      <w:pPr>
-        <w:spacing w:before="260"/>
-        <w:pBdr>
-          <w:bottom w:val="single" w:sz="4" w:space="1" w:color="AAB4C0"/>
-        </w:pBdr>
-      </w:pPr>
-    </w:p>
+    <w:tbl>
+      <w:tblPr>
+        <w:tblStyle w:val="TableGrid"/>
+        <w:tblW w:type="auto" w:w="0"/>
+        <w:tblLook w:firstColumn="1" w:firstRow="1" w:lastColumn="0" w:lastRow="0" w:noHBand="0" w:noVBand="1" w:val="04A0"/>
+      </w:tblPr>
+      <w:tblGrid>
+        <w:gridCol w:w="8640"/>
+      </w:tblGrid>
+      <w:tr>
+        <w:trPr>
+          <w:trHeight w:val="2380" w:hRule="atLeast"/>
+        </w:trPr>
+        <w:tc>
+          <w:tcPr>
+            <w:tcW w:type="dxa" w:w="8640"/>
+          </w:tcPr>
+          <w:p>
+            <w:pPr>
+              <w:spacing w:before="40"/>
+            </w:pPr>
+          </w:p>
+        </w:tc>
+      </w:tr>
+    </w:tbl>
+    <w:p/>
     <w:p>
       <w:pPr>
         <w:pBdr>
